--- a/docs/go-to-market/03_Proposal_Templates/FluxMuse_Proposal_SME_Growth.docx
+++ b/docs/go-to-market/03_Proposal_Templates/FluxMuse_Proposal_SME_Growth.docx
@@ -635,7 +635,7 @@
                 <w:sz w:val="19"/>
               </w:rPr>
               <w:tab/>
-              <w:t>Founding Member is live for South African sign-ups: 30% off the first two monthly bills on Starter, Growth and Scale. No end date is set, so don't print one. Never on Agency or partner wholesale.</w:t>
+              <w:t>Founding Member is live on every self-serve plan, Nano to Agency (not Custom): 30% off the first two monthly bills, for sign-ups until 31 December 2026. It doesn't stack with partner wholesale or partner-level discounts.</w:t>
             </w:r>
           </w:p>
           <w:p>
@@ -672,7 +672,7 @@
                 <w:sz w:val="19"/>
               </w:rPr>
               <w:tab/>
-              <w:t>Guarantee: only the lead guarantee, always with its conditions. Never promise cash back, sales or results.</w:t>
+              <w:t>Never name a payment provider or gateway. Say “via our payment partners”. Card and EFT is how FluxMuse subscriptions are paid in South Africa today.</w:t>
             </w:r>
           </w:p>
           <w:p>
@@ -709,7 +709,7 @@
                 <w:sz w:val="19"/>
               </w:rPr>
               <w:tab/>
-              <w:t>FluxMuse has no customers or results yet. No customer counts, ratings, testimonials or case-study numbers. KPI numbers are always “Target (goal)”. Describe live features as “newly launched”.</w:t>
+              <w:t>Guarantee: only the lead guarantee, always with its conditions. Never promise cash back, sales or results.</w:t>
             </w:r>
           </w:p>
           <w:p>
@@ -746,7 +746,7 @@
                 <w:sz w:val="19"/>
               </w:rPr>
               <w:tab/>
-              <w:t>Being switched on, never live: Facebook and Instagram auto-posting, checkout through FluxMuse, AI Voice (beta), daily digest, store sync. Not available: Instagram DMs and comments, checkout outside South Africa.</w:t>
+              <w:t>FluxMuse has no customers or results yet. No customer counts, ratings, testimonials or case-study numbers. KPI numbers are always “Target (goal)”. Describe live features as “newly launched”.</w:t>
             </w:r>
           </w:p>
           <w:p>
@@ -783,7 +783,7 @@
                 <w:sz w:val="19"/>
               </w:rPr>
               <w:tab/>
-              <w:t>South Africa only for paid plans. Prospects elsewhere join the waitlist: no prices, no checkout.</w:t>
+              <w:t>Being switched on, never live: Facebook and Instagram auto-posting, checkout through FluxMuse, AI Voice (beta), daily digest, store sync. Not available: Instagram DMs and comments, checkout outside South Africa.</w:t>
             </w:r>
           </w:p>
           <w:p>
@@ -820,22 +820,7 @@
                 <w:sz w:val="19"/>
               </w:rPr>
               <w:tab/>
-              <w:t xml:space="preserve">Terms marked </w:t>
-            </w:r>
-            <w:r>
-              <w:rPr>
-                <w:b/>
-                <w:color w:val="20242B"/>
-                <w:sz w:val="19"/>
-                <w:shd w:val="clear" w:color="auto" w:fill="FFF1A8"/>
-              </w:rPr>
-              <w:t>[[LEGAL REVIEW REQUIRED]]</w:t>
-            </w:r>
-            <w:r>
-              <w:rPr>
-                <w:sz w:val="19"/>
-              </w:rPr>
-              <w:t xml:space="preserve"> are completed by legal counsel. Don't write your own.</w:t>
+              <w:t>South Africa only for paid plans. Prospects elsewhere join the waitlist: no prices, no checkout.</w:t>
             </w:r>
           </w:p>
           <w:p>
@@ -872,7 +857,59 @@
                 <w:sz w:val="19"/>
               </w:rPr>
               <w:tab/>
-              <w:t>Shopify, WooCommerce and Takealot sync is partly built and not offered yet. Don't promise it.</w:t>
+              <w:t xml:space="preserve">Terms marked </w:t>
+            </w:r>
+            <w:r>
+              <w:rPr>
+                <w:b/>
+                <w:color w:val="20242B"/>
+                <w:sz w:val="19"/>
+                <w:shd w:val="clear" w:color="auto" w:fill="FFF1A8"/>
+              </w:rPr>
+              <w:t>[[LEGAL REVIEW REQUIRED]]</w:t>
+            </w:r>
+            <w:r>
+              <w:rPr>
+                <w:sz w:val="19"/>
+              </w:rPr>
+              <w:t xml:space="preserve"> are completed by legal counsel. Don't write your own.</w:t>
+            </w:r>
+          </w:p>
+          <w:p>
+            <w:pPr>
+              <w:tabs>
+                <w:tab w:pos="397" w:val="left"/>
+              </w:tabs>
+              <w:spacing w:after="60"/>
+              <w:ind w:left="397" w:hanging="397"/>
+            </w:pPr>
+            <w:sdt>
+              <w:sdtPr>
+                <w:rPr>
+                  <w:rFonts w:ascii="MS Gothic" w:eastAsia="MS Gothic" w:hAnsi="MS Gothic" w:hint="eastAsia"/>
+                </w:rPr>
+                <w14:checkbox>
+                  <w14:checked w14:val="0"/>
+                  <w14:checkedState w14:val="2612" w14:font="MS Gothic"/>
+                  <w14:uncheckedState w14:val="2610" w14:font="MS Gothic"/>
+                </w14:checkbox>
+              </w:sdtPr>
+              <w:sdtContent>
+                <w:r>
+                  <w:rPr>
+                    <w:rFonts w:ascii="MS Gothic" w:eastAsia="MS Gothic" w:hAnsi="MS Gothic" w:hint="eastAsia"/>
+                    <w:color w:val="20242B"/>
+                  </w:rPr>
+                  <w:t>☐</w:t>
+                </w:r>
+              </w:sdtContent>
+            </w:sdt>
+            <w:r>
+              <w:rPr>
+                <w:sz w:val="19"/>
+              </w:rPr>
+              <w:tab/>
+              <w:t>Shopify and WooCommerce sync is partly built and not offered yet. Don't promise it.</w:t>
             </w:r>
           </w:p>
           <w:p>
@@ -3701,7 +3738,7 @@
                 <w:b/>
                 <w:sz w:val="18"/>
               </w:rPr>
-              <w:t>Checkout through FluxMuse (Paystack, South African bank accounts)</w:t>
+              <w:t>Checkout through FluxMuse in South Africa, via our payment partners</w:t>
             </w:r>
           </w:p>
         </w:tc>
@@ -3865,7 +3902,7 @@
                 <w:b/>
                 <w:sz w:val="18"/>
               </w:rPr>
-              <w:t>Sync from Shopify, WooCommerce or Takealot</w:t>
+              <w:t>Sync from Shopify or WooCommerce</w:t>
             </w:r>
           </w:p>
         </w:tc>
@@ -5858,7 +5895,7 @@
         <w:rPr>
           <w:sz w:val="18"/>
         </w:rPr>
-        <w:t>*Founding Member: South African sign-ups pay 30% less for their first two monthly bills. It is a discount, not a free period. AI credits come with every plan; see fluxmuse.ai/pricing for the current allowance. More than 10 brands: Corporate (R6,999/mo) or Custom, by consultation.</w:t>
+        <w:t>*Founding Member: 30% off the first two monthly bills on every plan from Nano to Agency, for sign-ups until 31 December 2026. It is a discount, not a free period. AI credits come with every plan; see fluxmuse.ai/pricing for the current allowance. More than 10 brands: Corporate (R6,999/mo; Founding Member R4,899 for the first two monthly bills) or Custom, by consultation.</w:t>
       </w:r>
     </w:p>
     <w:p>
@@ -7146,7 +7183,7 @@
       </w:pPr>
       <w:r>
         <w:rPr/>
-        <w:t xml:space="preserve">Checkout through FluxMuse (Paystack, South African bank accounts) is built and being switched on: it has not yet been tested end to end with real money. Until it is, orders arrive on your WhatsApp and you take payment the way you do today. </w:t>
+        <w:t xml:space="preserve">Checkout through FluxMuse in South Africa, via our payment partners, is built and being switched on: it has not yet been tested end to end with real money. Until it is, orders arrive on your WhatsApp and you take payment the way you do today. </w:t>
       </w:r>
       <w:r>
         <w:rPr>
@@ -7163,7 +7200,7 @@
       </w:pPr>
       <w:r>
         <w:rPr/>
-        <w:t>Your FluxMuse subscription is paid through Paystack, Yoco or Ozow.</w:t>
+        <w:t>Your FluxMuse subscription is paid by card or EFT, via our payment partners.</w:t>
       </w:r>
     </w:p>
     <w:p>
@@ -8007,7 +8044,7 @@
       </w:r>
       <w:r>
         <w:rPr/>
-        <w:t xml:space="preserve"> Paystack is live in South Africa. Yoco and Ozow run FluxMuse's own subscription billing.</w:t>
+        <w:t xml:space="preserve"> FluxMuse subscriptions are paid by card or EFT in South Africa, via our payment partners.</w:t>
       </w:r>
     </w:p>
     <w:p>
@@ -8695,7 +8732,7 @@
                 <w:sz w:val="18"/>
                 <w:shd w:val="clear" w:color="auto" w:fill="FFF1A8"/>
               </w:rPr>
-              <w:t>[[PAYMENT METHOD: Paystack / Yoco / Ozow]]</w:t>
+              <w:t>[[PAYMENT METHOD: card / EFT]]</w:t>
             </w:r>
             <w:r>
               <w:rPr>
@@ -9365,7 +9402,7 @@
       <w:r>
         <w:rPr/>
         <w:tab/>
-        <w:t>Founding Member discount (South African sign-up, first two monthly bills)</w:t>
+        <w:t>Founding Member discount (first two monthly bills, sign-ups until 31 December 2026)</w:t>
       </w:r>
     </w:p>
     <w:p>
